--- a/docs/rag_sample_word_docs/01_Customer_Support_SLA_and_Escalation.docx
+++ b/docs/rag_sample_word_docs/01_Customer_Support_SLA_and_Escalation.docx
@@ -4,20 +4,22 @@
   <w:body>
     <w:p>
       <w:pPr>
-        <w:jc w:val="center"/>
+        <w:spacing w:before="240" w:after="80"/>
       </w:pPr>
       <w:r>
         <w:rPr>
           <w:rFonts w:ascii="Arial" w:hAnsi="Arial"/>
           <w:b/>
-          <w:color w:val="1E293B"/>
-          <w:sz w:val="40"/>
+          <w:color w:val="0F172A"/>
+          <w:sz w:val="36"/>
         </w:rPr>
-        <w:t>Enterprise Customer Support SLA &amp; Escalation Policy</w:t>
+        <w:t>Enterprise Customer Support — Service Level Agreement (SLA) &amp; Incident Escalation Policy</w:t>
       </w:r>
     </w:p>
-    <w:p/>
     <w:p>
+      <w:pPr>
+        <w:spacing w:before="240" w:after="80"/>
+      </w:pPr>
       <w:r>
         <w:rPr>
           <w:rFonts w:ascii="Arial" w:hAnsi="Arial"/>
@@ -25,31 +27,38 @@
           <w:color w:val="4F46E5"/>
           <w:sz w:val="28"/>
         </w:rPr>
-        <w:t>1. Executive Overview &amp; Availability Guarantees</w:t>
+        <w:t>📖 Executive Summary</w:t>
+      </w:r>
+    </w:p>
+    <w:p>
+      <w:pPr>
+        <w:spacing w:after="120" w:line="276" w:lineRule="auto"/>
+      </w:pPr>
+      <w:r>
+        <w:t xml:space="preserve">Antigravity Technologies Inc. ("Antigravity") guarantees </w:t>
+      </w:r>
+      <w:r>
+        <w:rPr>
+          <w:b/>
+        </w:rPr>
+        <w:t>99.95% system uptime</w:t>
+      </w:r>
+      <w:r>
+        <w:t xml:space="preserve"> across all production RAG knowledge base environments, backed by structured, tiered incident response workflows, 24/7 on-call engineering rotations, and contractual SLA credits for qualified downtime events. This policy applies to all Enterprise, Pro Team, and Developer plan customers effective August 2026.</w:t>
       </w:r>
     </w:p>
     <w:p>
       <w:r>
         <w:rPr>
-          <w:rFonts w:ascii="Arial" w:hAnsi="Arial"/>
-          <w:color w:val="334155"/>
-          <w:sz w:val="22"/>
+          <w:color w:val="E2E8F0"/>
         </w:rPr>
-        <w:t>Antigravity Enterprise provides 24/7 technical support, 99.95% availability commitments, and structured escalation workflows for all enterprise knowledge base services.</w:t>
+        <w:t>____________________________________________________</w:t>
       </w:r>
     </w:p>
     <w:p>
-      <w:r>
-        <w:rPr>
-          <w:rFonts w:ascii="Arial" w:hAnsi="Arial"/>
-          <w:color w:val="334155"/>
-          <w:sz w:val="22"/>
-        </w:rPr>
-        <w:t>System uptime is monitored continuously across all global endpoints. If monthly availability falls below 99.95%, qualified Enterprise accounts receive pro-rated service credits.</w:t>
-      </w:r>
-    </w:p>
-    <w:p/>
-    <w:p>
+      <w:pPr>
+        <w:spacing w:before="240" w:after="80"/>
+      </w:pPr>
       <w:r>
         <w:rPr>
           <w:rFonts w:ascii="Arial" w:hAnsi="Arial"/>
@@ -57,41 +66,942 @@
           <w:color w:val="4F46E5"/>
           <w:sz w:val="28"/>
         </w:rPr>
-        <w:t>2. SLA Priority Classification &amp; Response Targets</w:t>
+        <w:t>💡 Core Service Level Targets</w:t>
       </w:r>
     </w:p>
     <w:p>
+      <w:pPr>
+        <w:spacing w:before="240" w:after="80"/>
+      </w:pPr>
       <w:r>
         <w:rPr>
           <w:rFonts w:ascii="Arial" w:hAnsi="Arial"/>
-          <w:color w:val="334155"/>
-          <w:sz w:val="22"/>
+          <w:b/>
+          <w:color w:val="0F172A"/>
+          <w:sz w:val="24"/>
         </w:rPr>
-        <w:t>Priority 1 (P1 - Critical Outage): Complete core system downtime affecting all users. Initial Response Target: Under 15 Minutes. Target Resolution Time: Under 2 Hours. Support Coverage: 24/7/365 Dedicated Phone &amp; Slack Connect.</w:t>
+        <w:t>Uptime Guarantee</w:t>
+      </w:r>
+    </w:p>
+    <w:tbl>
+      <w:tblPr>
+        <w:tblStyle w:val="TableGrid"/>
+        <w:tblW w:type="auto" w:w="0"/>
+        <w:jc w:val="center"/>
+        <w:tblLook w:firstColumn="1" w:firstRow="1" w:lastColumn="0" w:lastRow="0" w:noHBand="0" w:noVBand="1" w:val="04A0"/>
+      </w:tblPr>
+      <w:tblGrid>
+        <w:gridCol w:w="2880"/>
+        <w:gridCol w:w="2880"/>
+        <w:gridCol w:w="2880"/>
+      </w:tblGrid>
+      <w:tr>
+        <w:tc>
+          <w:tcPr>
+            <w:tcW w:type="dxa" w:w="2880"/>
+            <w:tcMar>
+              <w:top w:w="120" w:type="dxa"/>
+              <w:bottom w:w="120" w:type="dxa"/>
+              <w:left w:w="150" w:type="dxa"/>
+              <w:right w:w="150" w:type="dxa"/>
+            </w:tcMar>
+          </w:tcPr>
+          <w:p>
+            <w:pPr>
+              <w:spacing w:after="0" w:before="0"/>
+            </w:pPr>
+            <w:r>
+              <w:rPr>
+                <w:b/>
+                <w:color w:val="0F172A"/>
+                <w:sz w:val="19"/>
+              </w:rPr>
+              <w:t>Plan Tier</w:t>
+            </w:r>
+          </w:p>
+        </w:tc>
+        <w:tc>
+          <w:tcPr>
+            <w:tcW w:type="dxa" w:w="2880"/>
+            <w:tcMar>
+              <w:top w:w="120" w:type="dxa"/>
+              <w:bottom w:w="120" w:type="dxa"/>
+              <w:left w:w="150" w:type="dxa"/>
+              <w:right w:w="150" w:type="dxa"/>
+            </w:tcMar>
+          </w:tcPr>
+          <w:p>
+            <w:pPr>
+              <w:spacing w:after="0" w:before="0"/>
+            </w:pPr>
+            <w:r>
+              <w:rPr>
+                <w:b/>
+                <w:color w:val="0F172A"/>
+                <w:sz w:val="19"/>
+              </w:rPr>
+              <w:t>Guaranteed Uptime</w:t>
+            </w:r>
+          </w:p>
+        </w:tc>
+        <w:tc>
+          <w:tcPr>
+            <w:tcW w:type="dxa" w:w="2880"/>
+            <w:tcMar>
+              <w:top w:w="120" w:type="dxa"/>
+              <w:bottom w:w="120" w:type="dxa"/>
+              <w:left w:w="150" w:type="dxa"/>
+              <w:right w:w="150" w:type="dxa"/>
+            </w:tcMar>
+          </w:tcPr>
+          <w:p>
+            <w:pPr>
+              <w:spacing w:after="0" w:before="0"/>
+            </w:pPr>
+            <w:r>
+              <w:rPr>
+                <w:b/>
+                <w:color w:val="0F172A"/>
+                <w:sz w:val="19"/>
+              </w:rPr>
+              <w:t>Monthly Credit if Breached</w:t>
+            </w:r>
+          </w:p>
+        </w:tc>
+      </w:tr>
+      <w:tr>
+        <w:tc>
+          <w:tcPr>
+            <w:tcW w:type="dxa" w:w="2880"/>
+            <w:tcMar>
+              <w:top w:w="100" w:type="dxa"/>
+              <w:bottom w:w="100" w:type="dxa"/>
+              <w:left w:w="150" w:type="dxa"/>
+              <w:right w:w="150" w:type="dxa"/>
+            </w:tcMar>
+          </w:tcPr>
+          <w:p>
+            <w:pPr>
+              <w:spacing w:after="0" w:before="0"/>
+            </w:pPr>
+            <w:r>
+              <w:rPr>
+                <w:sz w:val="19"/>
+              </w:rPr>
+              <w:t>**Enterprise Custom**</w:t>
+            </w:r>
+          </w:p>
+        </w:tc>
+        <w:tc>
+          <w:tcPr>
+            <w:tcW w:type="dxa" w:w="2880"/>
+            <w:tcMar>
+              <w:top w:w="100" w:type="dxa"/>
+              <w:bottom w:w="100" w:type="dxa"/>
+              <w:left w:w="150" w:type="dxa"/>
+              <w:right w:w="150" w:type="dxa"/>
+            </w:tcMar>
+          </w:tcPr>
+          <w:p>
+            <w:pPr>
+              <w:spacing w:after="0" w:before="0"/>
+            </w:pPr>
+            <w:r>
+              <w:rPr>
+                <w:sz w:val="19"/>
+              </w:rPr>
+              <w:t>99.95% (≤ 21.9 min downtime/month)</w:t>
+            </w:r>
+          </w:p>
+        </w:tc>
+        <w:tc>
+          <w:tcPr>
+            <w:tcW w:type="dxa" w:w="2880"/>
+            <w:tcMar>
+              <w:top w:w="100" w:type="dxa"/>
+              <w:bottom w:w="100" w:type="dxa"/>
+              <w:left w:w="150" w:type="dxa"/>
+              <w:right w:w="150" w:type="dxa"/>
+            </w:tcMar>
+          </w:tcPr>
+          <w:p>
+            <w:pPr>
+              <w:spacing w:after="0" w:before="0"/>
+            </w:pPr>
+            <w:r>
+              <w:rPr>
+                <w:sz w:val="19"/>
+              </w:rPr>
+              <w:t>10% monthly fee credit per 0.1% below target</w:t>
+            </w:r>
+          </w:p>
+        </w:tc>
+      </w:tr>
+      <w:tr>
+        <w:tc>
+          <w:tcPr>
+            <w:tcW w:type="dxa" w:w="2880"/>
+            <w:tcMar>
+              <w:top w:w="100" w:type="dxa"/>
+              <w:bottom w:w="100" w:type="dxa"/>
+              <w:left w:w="150" w:type="dxa"/>
+              <w:right w:w="150" w:type="dxa"/>
+            </w:tcMar>
+          </w:tcPr>
+          <w:p>
+            <w:pPr>
+              <w:spacing w:after="0" w:before="0"/>
+            </w:pPr>
+            <w:r>
+              <w:rPr>
+                <w:sz w:val="19"/>
+              </w:rPr>
+              <w:t>**Pro Team ($149/mo)**</w:t>
+            </w:r>
+          </w:p>
+        </w:tc>
+        <w:tc>
+          <w:tcPr>
+            <w:tcW w:type="dxa" w:w="2880"/>
+            <w:tcMar>
+              <w:top w:w="100" w:type="dxa"/>
+              <w:bottom w:w="100" w:type="dxa"/>
+              <w:left w:w="150" w:type="dxa"/>
+              <w:right w:w="150" w:type="dxa"/>
+            </w:tcMar>
+          </w:tcPr>
+          <w:p>
+            <w:pPr>
+              <w:spacing w:after="0" w:before="0"/>
+            </w:pPr>
+            <w:r>
+              <w:rPr>
+                <w:sz w:val="19"/>
+              </w:rPr>
+              <w:t>99.9% (≤ 43.8 min downtime/month)</w:t>
+            </w:r>
+          </w:p>
+        </w:tc>
+        <w:tc>
+          <w:tcPr>
+            <w:tcW w:type="dxa" w:w="2880"/>
+            <w:tcMar>
+              <w:top w:w="100" w:type="dxa"/>
+              <w:bottom w:w="100" w:type="dxa"/>
+              <w:left w:w="150" w:type="dxa"/>
+              <w:right w:w="150" w:type="dxa"/>
+            </w:tcMar>
+          </w:tcPr>
+          <w:p>
+            <w:pPr>
+              <w:spacing w:after="0" w:before="0"/>
+            </w:pPr>
+            <w:r>
+              <w:rPr>
+                <w:sz w:val="19"/>
+              </w:rPr>
+              <w:t>5% monthly fee credit</w:t>
+            </w:r>
+          </w:p>
+        </w:tc>
+      </w:tr>
+      <w:tr>
+        <w:tc>
+          <w:tcPr>
+            <w:tcW w:type="dxa" w:w="2880"/>
+            <w:tcMar>
+              <w:top w:w="100" w:type="dxa"/>
+              <w:bottom w:w="100" w:type="dxa"/>
+              <w:left w:w="150" w:type="dxa"/>
+              <w:right w:w="150" w:type="dxa"/>
+            </w:tcMar>
+          </w:tcPr>
+          <w:p>
+            <w:pPr>
+              <w:spacing w:after="0" w:before="0"/>
+            </w:pPr>
+            <w:r>
+              <w:rPr>
+                <w:sz w:val="19"/>
+              </w:rPr>
+              <w:t>**Developer ($29/mo)**</w:t>
+            </w:r>
+          </w:p>
+        </w:tc>
+        <w:tc>
+          <w:tcPr>
+            <w:tcW w:type="dxa" w:w="2880"/>
+            <w:tcMar>
+              <w:top w:w="100" w:type="dxa"/>
+              <w:bottom w:w="100" w:type="dxa"/>
+              <w:left w:w="150" w:type="dxa"/>
+              <w:right w:w="150" w:type="dxa"/>
+            </w:tcMar>
+          </w:tcPr>
+          <w:p>
+            <w:pPr>
+              <w:spacing w:after="0" w:before="0"/>
+            </w:pPr>
+            <w:r>
+              <w:rPr>
+                <w:sz w:val="19"/>
+              </w:rPr>
+              <w:t>99.5% (best effort)</w:t>
+            </w:r>
+          </w:p>
+        </w:tc>
+        <w:tc>
+          <w:tcPr>
+            <w:tcW w:type="dxa" w:w="2880"/>
+            <w:tcMar>
+              <w:top w:w="100" w:type="dxa"/>
+              <w:bottom w:w="100" w:type="dxa"/>
+              <w:left w:w="150" w:type="dxa"/>
+              <w:right w:w="150" w:type="dxa"/>
+            </w:tcMar>
+          </w:tcPr>
+          <w:p>
+            <w:pPr>
+              <w:spacing w:after="0" w:before="0"/>
+            </w:pPr>
+            <w:r>
+              <w:rPr>
+                <w:sz w:val="19"/>
+              </w:rPr>
+              <w:t>No contractual credit</w:t>
+            </w:r>
+          </w:p>
+        </w:tc>
+      </w:tr>
+    </w:tbl>
+    <w:p/>
+    <w:p>
+      <w:pPr>
+        <w:spacing w:after="120" w:line="276" w:lineRule="auto"/>
+      </w:pPr>
+      <w:r/>
+      <w:r>
+        <w:rPr>
+          <w:b/>
+        </w:rPr>
+        <w:t>Exclusions</w:t>
+      </w:r>
+      <w:r>
+        <w:t>: Scheduled maintenance windows (Saturdays 2:00–4:00 AM UTC), third-party provider outages (Groq, Google Gemini, OpenRouter), and force majeure events.</w:t>
       </w:r>
     </w:p>
     <w:p>
+      <w:pPr>
+        <w:spacing w:before="240" w:after="80"/>
+      </w:pPr>
       <w:r>
         <w:rPr>
           <w:rFonts w:ascii="Arial" w:hAnsi="Arial"/>
-          <w:color w:val="334155"/>
-          <w:sz w:val="22"/>
+          <w:b/>
+          <w:color w:val="0F172A"/>
+          <w:sz w:val="24"/>
         </w:rPr>
-        <w:t>Priority 2 (P2 - Major Degraded Service): Partial service degradation or latency exceeding 2000ms. Initial Response Target: Under 1 Hour. Target Resolution Time: Under 6 Hours. Support Coverage: 24/7 Email &amp; Slack.</w:t>
+        <w:t>Priority-Based Response &amp; Resolution Targets</w:t>
+      </w:r>
+    </w:p>
+    <w:tbl>
+      <w:tblPr>
+        <w:tblStyle w:val="TableGrid"/>
+        <w:tblW w:type="auto" w:w="0"/>
+        <w:jc w:val="center"/>
+        <w:tblLook w:firstColumn="1" w:firstRow="1" w:lastColumn="0" w:lastRow="0" w:noHBand="0" w:noVBand="1" w:val="04A0"/>
+      </w:tblPr>
+      <w:tblGrid>
+        <w:gridCol w:w="1728"/>
+        <w:gridCol w:w="1728"/>
+        <w:gridCol w:w="1728"/>
+        <w:gridCol w:w="1728"/>
+        <w:gridCol w:w="1728"/>
+      </w:tblGrid>
+      <w:tr>
+        <w:tc>
+          <w:tcPr>
+            <w:tcW w:type="dxa" w:w="1728"/>
+            <w:tcMar>
+              <w:top w:w="120" w:type="dxa"/>
+              <w:bottom w:w="120" w:type="dxa"/>
+              <w:left w:w="150" w:type="dxa"/>
+              <w:right w:w="150" w:type="dxa"/>
+            </w:tcMar>
+          </w:tcPr>
+          <w:p>
+            <w:pPr>
+              <w:spacing w:after="0" w:before="0"/>
+            </w:pPr>
+            <w:r>
+              <w:rPr>
+                <w:b/>
+                <w:color w:val="0F172A"/>
+                <w:sz w:val="19"/>
+              </w:rPr>
+              <w:t>Priority</w:t>
+            </w:r>
+          </w:p>
+        </w:tc>
+        <w:tc>
+          <w:tcPr>
+            <w:tcW w:type="dxa" w:w="1728"/>
+            <w:tcMar>
+              <w:top w:w="120" w:type="dxa"/>
+              <w:bottom w:w="120" w:type="dxa"/>
+              <w:left w:w="150" w:type="dxa"/>
+              <w:right w:w="150" w:type="dxa"/>
+            </w:tcMar>
+          </w:tcPr>
+          <w:p>
+            <w:pPr>
+              <w:spacing w:after="0" w:before="0"/>
+            </w:pPr>
+            <w:r>
+              <w:rPr>
+                <w:b/>
+                <w:color w:val="0F172A"/>
+                <w:sz w:val="19"/>
+              </w:rPr>
+              <w:t>Definition</w:t>
+            </w:r>
+          </w:p>
+        </w:tc>
+        <w:tc>
+          <w:tcPr>
+            <w:tcW w:type="dxa" w:w="1728"/>
+            <w:tcMar>
+              <w:top w:w="120" w:type="dxa"/>
+              <w:bottom w:w="120" w:type="dxa"/>
+              <w:left w:w="150" w:type="dxa"/>
+              <w:right w:w="150" w:type="dxa"/>
+            </w:tcMar>
+          </w:tcPr>
+          <w:p>
+            <w:pPr>
+              <w:spacing w:after="0" w:before="0"/>
+            </w:pPr>
+            <w:r>
+              <w:rPr>
+                <w:b/>
+                <w:color w:val="0F172A"/>
+                <w:sz w:val="19"/>
+              </w:rPr>
+              <w:t>First Response</w:t>
+            </w:r>
+          </w:p>
+        </w:tc>
+        <w:tc>
+          <w:tcPr>
+            <w:tcW w:type="dxa" w:w="1728"/>
+            <w:tcMar>
+              <w:top w:w="120" w:type="dxa"/>
+              <w:bottom w:w="120" w:type="dxa"/>
+              <w:left w:w="150" w:type="dxa"/>
+              <w:right w:w="150" w:type="dxa"/>
+            </w:tcMar>
+          </w:tcPr>
+          <w:p>
+            <w:pPr>
+              <w:spacing w:after="0" w:before="0"/>
+            </w:pPr>
+            <w:r>
+              <w:rPr>
+                <w:b/>
+                <w:color w:val="0F172A"/>
+                <w:sz w:val="19"/>
+              </w:rPr>
+              <w:t>Target Resolution</w:t>
+            </w:r>
+          </w:p>
+        </w:tc>
+        <w:tc>
+          <w:tcPr>
+            <w:tcW w:type="dxa" w:w="1728"/>
+            <w:tcMar>
+              <w:top w:w="120" w:type="dxa"/>
+              <w:bottom w:w="120" w:type="dxa"/>
+              <w:left w:w="150" w:type="dxa"/>
+              <w:right w:w="150" w:type="dxa"/>
+            </w:tcMar>
+          </w:tcPr>
+          <w:p>
+            <w:pPr>
+              <w:spacing w:after="0" w:before="0"/>
+            </w:pPr>
+            <w:r>
+              <w:rPr>
+                <w:b/>
+                <w:color w:val="0F172A"/>
+                <w:sz w:val="19"/>
+              </w:rPr>
+              <w:t>Coverage Window</w:t>
+            </w:r>
+          </w:p>
+        </w:tc>
+      </w:tr>
+      <w:tr>
+        <w:tc>
+          <w:tcPr>
+            <w:tcW w:type="dxa" w:w="1728"/>
+            <w:tcMar>
+              <w:top w:w="100" w:type="dxa"/>
+              <w:bottom w:w="100" w:type="dxa"/>
+              <w:left w:w="150" w:type="dxa"/>
+              <w:right w:w="150" w:type="dxa"/>
+            </w:tcMar>
+          </w:tcPr>
+          <w:p>
+            <w:pPr>
+              <w:spacing w:after="0" w:before="0"/>
+            </w:pPr>
+            <w:r>
+              <w:rPr>
+                <w:sz w:val="19"/>
+              </w:rPr>
+              <w:t>**P1 — Critical Outage**</w:t>
+            </w:r>
+          </w:p>
+        </w:tc>
+        <w:tc>
+          <w:tcPr>
+            <w:tcW w:type="dxa" w:w="1728"/>
+            <w:tcMar>
+              <w:top w:w="100" w:type="dxa"/>
+              <w:bottom w:w="100" w:type="dxa"/>
+              <w:left w:w="150" w:type="dxa"/>
+              <w:right w:w="150" w:type="dxa"/>
+            </w:tcMar>
+          </w:tcPr>
+          <w:p>
+            <w:pPr>
+              <w:spacing w:after="0" w:before="0"/>
+            </w:pPr>
+            <w:r>
+              <w:rPr>
+                <w:sz w:val="19"/>
+              </w:rPr>
+              <w:t>RAG service fully down for all users; data loss risk; security breach</w:t>
+            </w:r>
+          </w:p>
+        </w:tc>
+        <w:tc>
+          <w:tcPr>
+            <w:tcW w:type="dxa" w:w="1728"/>
+            <w:tcMar>
+              <w:top w:w="100" w:type="dxa"/>
+              <w:bottom w:w="100" w:type="dxa"/>
+              <w:left w:w="150" w:type="dxa"/>
+              <w:right w:w="150" w:type="dxa"/>
+            </w:tcMar>
+          </w:tcPr>
+          <w:p>
+            <w:pPr>
+              <w:spacing w:after="0" w:before="0"/>
+            </w:pPr>
+            <w:r>
+              <w:rPr>
+                <w:sz w:val="19"/>
+              </w:rPr>
+              <w:t>**≤ 15 minutes**</w:t>
+            </w:r>
+          </w:p>
+        </w:tc>
+        <w:tc>
+          <w:tcPr>
+            <w:tcW w:type="dxa" w:w="1728"/>
+            <w:tcMar>
+              <w:top w:w="100" w:type="dxa"/>
+              <w:bottom w:w="100" w:type="dxa"/>
+              <w:left w:w="150" w:type="dxa"/>
+              <w:right w:w="150" w:type="dxa"/>
+            </w:tcMar>
+          </w:tcPr>
+          <w:p>
+            <w:pPr>
+              <w:spacing w:after="0" w:before="0"/>
+            </w:pPr>
+            <w:r>
+              <w:rPr>
+                <w:sz w:val="19"/>
+              </w:rPr>
+              <w:t>**≤ 2 hours**</w:t>
+            </w:r>
+          </w:p>
+        </w:tc>
+        <w:tc>
+          <w:tcPr>
+            <w:tcW w:type="dxa" w:w="1728"/>
+            <w:tcMar>
+              <w:top w:w="100" w:type="dxa"/>
+              <w:bottom w:w="100" w:type="dxa"/>
+              <w:left w:w="150" w:type="dxa"/>
+              <w:right w:w="150" w:type="dxa"/>
+            </w:tcMar>
+          </w:tcPr>
+          <w:p>
+            <w:pPr>
+              <w:spacing w:after="0" w:before="0"/>
+            </w:pPr>
+            <w:r>
+              <w:rPr>
+                <w:sz w:val="19"/>
+              </w:rPr>
+              <w:t>24/7/365 — Phone, Slack Connect, PagerDuty</w:t>
+            </w:r>
+          </w:p>
+        </w:tc>
+      </w:tr>
+      <w:tr>
+        <w:tc>
+          <w:tcPr>
+            <w:tcW w:type="dxa" w:w="1728"/>
+            <w:tcMar>
+              <w:top w:w="100" w:type="dxa"/>
+              <w:bottom w:w="100" w:type="dxa"/>
+              <w:left w:w="150" w:type="dxa"/>
+              <w:right w:w="150" w:type="dxa"/>
+            </w:tcMar>
+          </w:tcPr>
+          <w:p>
+            <w:pPr>
+              <w:spacing w:after="0" w:before="0"/>
+            </w:pPr>
+            <w:r>
+              <w:rPr>
+                <w:sz w:val="19"/>
+              </w:rPr>
+              <w:t>**P2 — Major Degradation**</w:t>
+            </w:r>
+          </w:p>
+        </w:tc>
+        <w:tc>
+          <w:tcPr>
+            <w:tcW w:type="dxa" w:w="1728"/>
+            <w:tcMar>
+              <w:top w:w="100" w:type="dxa"/>
+              <w:bottom w:w="100" w:type="dxa"/>
+              <w:left w:w="150" w:type="dxa"/>
+              <w:right w:w="150" w:type="dxa"/>
+            </w:tcMar>
+          </w:tcPr>
+          <w:p>
+            <w:pPr>
+              <w:spacing w:after="0" w:before="0"/>
+            </w:pPr>
+            <w:r>
+              <w:rPr>
+                <w:sz w:val="19"/>
+              </w:rPr>
+              <w:t>Severe latency (&gt;5s response), single LLM provider chain failure, partial data retrieval failure</w:t>
+            </w:r>
+          </w:p>
+        </w:tc>
+        <w:tc>
+          <w:tcPr>
+            <w:tcW w:type="dxa" w:w="1728"/>
+            <w:tcMar>
+              <w:top w:w="100" w:type="dxa"/>
+              <w:bottom w:w="100" w:type="dxa"/>
+              <w:left w:w="150" w:type="dxa"/>
+              <w:right w:w="150" w:type="dxa"/>
+            </w:tcMar>
+          </w:tcPr>
+          <w:p>
+            <w:pPr>
+              <w:spacing w:after="0" w:before="0"/>
+            </w:pPr>
+            <w:r>
+              <w:rPr>
+                <w:sz w:val="19"/>
+              </w:rPr>
+              <w:t>**≤ 1 hour**</w:t>
+            </w:r>
+          </w:p>
+        </w:tc>
+        <w:tc>
+          <w:tcPr>
+            <w:tcW w:type="dxa" w:w="1728"/>
+            <w:tcMar>
+              <w:top w:w="100" w:type="dxa"/>
+              <w:bottom w:w="100" w:type="dxa"/>
+              <w:left w:w="150" w:type="dxa"/>
+              <w:right w:w="150" w:type="dxa"/>
+            </w:tcMar>
+          </w:tcPr>
+          <w:p>
+            <w:pPr>
+              <w:spacing w:after="0" w:before="0"/>
+            </w:pPr>
+            <w:r>
+              <w:rPr>
+                <w:sz w:val="19"/>
+              </w:rPr>
+              <w:t>**≤ 6 hours**</w:t>
+            </w:r>
+          </w:p>
+        </w:tc>
+        <w:tc>
+          <w:tcPr>
+            <w:tcW w:type="dxa" w:w="1728"/>
+            <w:tcMar>
+              <w:top w:w="100" w:type="dxa"/>
+              <w:bottom w:w="100" w:type="dxa"/>
+              <w:left w:w="150" w:type="dxa"/>
+              <w:right w:w="150" w:type="dxa"/>
+            </w:tcMar>
+          </w:tcPr>
+          <w:p>
+            <w:pPr>
+              <w:spacing w:after="0" w:before="0"/>
+            </w:pPr>
+            <w:r>
+              <w:rPr>
+                <w:sz w:val="19"/>
+              </w:rPr>
+              <w:t>24/7 — Email, Slack, Ticketing Portal</w:t>
+            </w:r>
+          </w:p>
+        </w:tc>
+      </w:tr>
+      <w:tr>
+        <w:tc>
+          <w:tcPr>
+            <w:tcW w:type="dxa" w:w="1728"/>
+            <w:tcMar>
+              <w:top w:w="100" w:type="dxa"/>
+              <w:bottom w:w="100" w:type="dxa"/>
+              <w:left w:w="150" w:type="dxa"/>
+              <w:right w:w="150" w:type="dxa"/>
+            </w:tcMar>
+          </w:tcPr>
+          <w:p>
+            <w:pPr>
+              <w:spacing w:after="0" w:before="0"/>
+            </w:pPr>
+            <w:r>
+              <w:rPr>
+                <w:sz w:val="19"/>
+              </w:rPr>
+              <w:t>**P3 — Minor Issue**</w:t>
+            </w:r>
+          </w:p>
+        </w:tc>
+        <w:tc>
+          <w:tcPr>
+            <w:tcW w:type="dxa" w:w="1728"/>
+            <w:tcMar>
+              <w:top w:w="100" w:type="dxa"/>
+              <w:bottom w:w="100" w:type="dxa"/>
+              <w:left w:w="150" w:type="dxa"/>
+              <w:right w:w="150" w:type="dxa"/>
+            </w:tcMar>
+          </w:tcPr>
+          <w:p>
+            <w:pPr>
+              <w:spacing w:after="0" w:before="0"/>
+            </w:pPr>
+            <w:r>
+              <w:rPr>
+                <w:sz w:val="19"/>
+              </w:rPr>
+              <w:t>Individual user login failure, UI rendering glitch, non-blocking cosmetic bug</w:t>
+            </w:r>
+          </w:p>
+        </w:tc>
+        <w:tc>
+          <w:tcPr>
+            <w:tcW w:type="dxa" w:w="1728"/>
+            <w:tcMar>
+              <w:top w:w="100" w:type="dxa"/>
+              <w:bottom w:w="100" w:type="dxa"/>
+              <w:left w:w="150" w:type="dxa"/>
+              <w:right w:w="150" w:type="dxa"/>
+            </w:tcMar>
+          </w:tcPr>
+          <w:p>
+            <w:pPr>
+              <w:spacing w:after="0" w:before="0"/>
+            </w:pPr>
+            <w:r>
+              <w:rPr>
+                <w:sz w:val="19"/>
+              </w:rPr>
+              <w:t>**≤ 4 business hours**</w:t>
+            </w:r>
+          </w:p>
+        </w:tc>
+        <w:tc>
+          <w:tcPr>
+            <w:tcW w:type="dxa" w:w="1728"/>
+            <w:tcMar>
+              <w:top w:w="100" w:type="dxa"/>
+              <w:bottom w:w="100" w:type="dxa"/>
+              <w:left w:w="150" w:type="dxa"/>
+              <w:right w:w="150" w:type="dxa"/>
+            </w:tcMar>
+          </w:tcPr>
+          <w:p>
+            <w:pPr>
+              <w:spacing w:after="0" w:before="0"/>
+            </w:pPr>
+            <w:r>
+              <w:rPr>
+                <w:sz w:val="19"/>
+              </w:rPr>
+              <w:t>**≤ 2 business days**</w:t>
+            </w:r>
+          </w:p>
+        </w:tc>
+        <w:tc>
+          <w:tcPr>
+            <w:tcW w:type="dxa" w:w="1728"/>
+            <w:tcMar>
+              <w:top w:w="100" w:type="dxa"/>
+              <w:bottom w:w="100" w:type="dxa"/>
+              <w:left w:w="150" w:type="dxa"/>
+              <w:right w:w="150" w:type="dxa"/>
+            </w:tcMar>
+          </w:tcPr>
+          <w:p>
+            <w:pPr>
+              <w:spacing w:after="0" w:before="0"/>
+            </w:pPr>
+            <w:r>
+              <w:rPr>
+                <w:sz w:val="19"/>
+              </w:rPr>
+              <w:t>Mon–Fri, 8:00 AM – 8:00 PM EST</w:t>
+            </w:r>
+          </w:p>
+        </w:tc>
+      </w:tr>
+      <w:tr>
+        <w:tc>
+          <w:tcPr>
+            <w:tcW w:type="dxa" w:w="1728"/>
+            <w:tcMar>
+              <w:top w:w="100" w:type="dxa"/>
+              <w:bottom w:w="100" w:type="dxa"/>
+              <w:left w:w="150" w:type="dxa"/>
+              <w:right w:w="150" w:type="dxa"/>
+            </w:tcMar>
+          </w:tcPr>
+          <w:p>
+            <w:pPr>
+              <w:spacing w:after="0" w:before="0"/>
+            </w:pPr>
+            <w:r>
+              <w:rPr>
+                <w:sz w:val="19"/>
+              </w:rPr>
+              <w:t>**P4 — Feature Request / Enhancement**</w:t>
+            </w:r>
+          </w:p>
+        </w:tc>
+        <w:tc>
+          <w:tcPr>
+            <w:tcW w:type="dxa" w:w="1728"/>
+            <w:tcMar>
+              <w:top w:w="100" w:type="dxa"/>
+              <w:bottom w:w="100" w:type="dxa"/>
+              <w:left w:w="150" w:type="dxa"/>
+              <w:right w:w="150" w:type="dxa"/>
+            </w:tcMar>
+          </w:tcPr>
+          <w:p>
+            <w:pPr>
+              <w:spacing w:after="0" w:before="0"/>
+            </w:pPr>
+            <w:r>
+              <w:rPr>
+                <w:sz w:val="19"/>
+              </w:rPr>
+              <w:t>New feature suggestion, UX improvement, documentation correction</w:t>
+            </w:r>
+          </w:p>
+        </w:tc>
+        <w:tc>
+          <w:tcPr>
+            <w:tcW w:type="dxa" w:w="1728"/>
+            <w:tcMar>
+              <w:top w:w="100" w:type="dxa"/>
+              <w:bottom w:w="100" w:type="dxa"/>
+              <w:left w:w="150" w:type="dxa"/>
+              <w:right w:w="150" w:type="dxa"/>
+            </w:tcMar>
+          </w:tcPr>
+          <w:p>
+            <w:pPr>
+              <w:spacing w:after="0" w:before="0"/>
+            </w:pPr>
+            <w:r>
+              <w:rPr>
+                <w:sz w:val="19"/>
+              </w:rPr>
+              <w:t>**≤ 2 business days**</w:t>
+            </w:r>
+          </w:p>
+        </w:tc>
+        <w:tc>
+          <w:tcPr>
+            <w:tcW w:type="dxa" w:w="1728"/>
+            <w:tcMar>
+              <w:top w:w="100" w:type="dxa"/>
+              <w:bottom w:w="100" w:type="dxa"/>
+              <w:left w:w="150" w:type="dxa"/>
+              <w:right w:w="150" w:type="dxa"/>
+            </w:tcMar>
+          </w:tcPr>
+          <w:p>
+            <w:pPr>
+              <w:spacing w:after="0" w:before="0"/>
+            </w:pPr>
+            <w:r>
+              <w:rPr>
+                <w:sz w:val="19"/>
+              </w:rPr>
+              <w:t>Roadmap review cycle</w:t>
+            </w:r>
+          </w:p>
+        </w:tc>
+        <w:tc>
+          <w:tcPr>
+            <w:tcW w:type="dxa" w:w="1728"/>
+            <w:tcMar>
+              <w:top w:w="100" w:type="dxa"/>
+              <w:bottom w:w="100" w:type="dxa"/>
+              <w:left w:w="150" w:type="dxa"/>
+              <w:right w:w="150" w:type="dxa"/>
+            </w:tcMar>
+          </w:tcPr>
+          <w:p>
+            <w:pPr>
+              <w:spacing w:after="0" w:before="0"/>
+            </w:pPr>
+            <w:r>
+              <w:rPr>
+                <w:sz w:val="19"/>
+              </w:rPr>
+              <w:t>Mon–Fri, 9:00 AM – 5:00 PM EST</w:t>
+            </w:r>
+          </w:p>
+        </w:tc>
+      </w:tr>
+    </w:tbl>
+    <w:p/>
+    <w:p>
+      <w:r>
+        <w:rPr>
+          <w:color w:val="E2E8F0"/>
+        </w:rPr>
+        <w:t>____________________________________________________</w:t>
       </w:r>
     </w:p>
     <w:p>
-      <w:r>
-        <w:rPr>
-          <w:rFonts w:ascii="Arial" w:hAnsi="Arial"/>
-          <w:color w:val="334155"/>
-          <w:sz w:val="22"/>
-        </w:rPr>
-        <w:t>Priority 3 (P3 - Moderate Issue): Non-critical bug or single user permission issue. Initial Response Target: Under 4 Business Hours. Target Resolution Time: Under 24 Hours. Support Coverage: Mon-Fri 8 AM - 8 PM EST.</w:t>
-      </w:r>
-    </w:p>
-    <w:p/>
-    <w:p>
+      <w:pPr>
+        <w:spacing w:before="240" w:after="80"/>
+      </w:pPr>
       <w:r>
         <w:rPr>
           <w:rFonts w:ascii="Arial" w:hAnsi="Arial"/>
@@ -99,50 +1009,1174 @@
           <w:color w:val="4F46E5"/>
           <w:sz w:val="28"/>
         </w:rPr>
-        <w:t>3. Multi-Tiered Incident Escalation Ladder</w:t>
+        <w:t>🔍 Incident Escalation Matrix</w:t>
+      </w:r>
+    </w:p>
+    <w:p>
+      <w:pPr>
+        <w:spacing w:before="240" w:after="80"/>
+      </w:pPr>
+      <w:r>
+        <w:rPr>
+          <w:rFonts w:ascii="Arial" w:hAnsi="Arial"/>
+          <w:b/>
+          <w:color w:val="0F172A"/>
+          <w:sz w:val="24"/>
+        </w:rPr>
+        <w:t>Escalation Levels</w:t>
+      </w:r>
+    </w:p>
+    <w:tbl>
+      <w:tblPr>
+        <w:tblStyle w:val="TableGrid"/>
+        <w:tblW w:type="auto" w:w="0"/>
+        <w:jc w:val="center"/>
+        <w:tblLook w:firstColumn="1" w:firstRow="1" w:lastColumn="0" w:lastRow="0" w:noHBand="0" w:noVBand="1" w:val="04A0"/>
+      </w:tblPr>
+      <w:tblGrid>
+        <w:gridCol w:w="2160"/>
+        <w:gridCol w:w="2160"/>
+        <w:gridCol w:w="2160"/>
+        <w:gridCol w:w="2160"/>
+      </w:tblGrid>
+      <w:tr>
+        <w:tc>
+          <w:tcPr>
+            <w:tcW w:type="dxa" w:w="2160"/>
+            <w:tcMar>
+              <w:top w:w="120" w:type="dxa"/>
+              <w:bottom w:w="120" w:type="dxa"/>
+              <w:left w:w="150" w:type="dxa"/>
+              <w:right w:w="150" w:type="dxa"/>
+            </w:tcMar>
+          </w:tcPr>
+          <w:p>
+            <w:pPr>
+              <w:spacing w:after="0" w:before="0"/>
+            </w:pPr>
+            <w:r>
+              <w:rPr>
+                <w:b/>
+                <w:color w:val="0F172A"/>
+                <w:sz w:val="19"/>
+              </w:rPr>
+              <w:t>Level</w:t>
+            </w:r>
+          </w:p>
+        </w:tc>
+        <w:tc>
+          <w:tcPr>
+            <w:tcW w:type="dxa" w:w="2160"/>
+            <w:tcMar>
+              <w:top w:w="120" w:type="dxa"/>
+              <w:bottom w:w="120" w:type="dxa"/>
+              <w:left w:w="150" w:type="dxa"/>
+              <w:right w:w="150" w:type="dxa"/>
+            </w:tcMar>
+          </w:tcPr>
+          <w:p>
+            <w:pPr>
+              <w:spacing w:after="0" w:before="0"/>
+            </w:pPr>
+            <w:r>
+              <w:rPr>
+                <w:b/>
+                <w:color w:val="0F172A"/>
+                <w:sz w:val="19"/>
+              </w:rPr>
+              <w:t>Role</w:t>
+            </w:r>
+          </w:p>
+        </w:tc>
+        <w:tc>
+          <w:tcPr>
+            <w:tcW w:type="dxa" w:w="2160"/>
+            <w:tcMar>
+              <w:top w:w="120" w:type="dxa"/>
+              <w:bottom w:w="120" w:type="dxa"/>
+              <w:left w:w="150" w:type="dxa"/>
+              <w:right w:w="150" w:type="dxa"/>
+            </w:tcMar>
+          </w:tcPr>
+          <w:p>
+            <w:pPr>
+              <w:spacing w:after="0" w:before="0"/>
+            </w:pPr>
+            <w:r>
+              <w:rPr>
+                <w:b/>
+                <w:color w:val="0F172A"/>
+                <w:sz w:val="19"/>
+              </w:rPr>
+              <w:t>Responsibility</w:t>
+            </w:r>
+          </w:p>
+        </w:tc>
+        <w:tc>
+          <w:tcPr>
+            <w:tcW w:type="dxa" w:w="2160"/>
+            <w:tcMar>
+              <w:top w:w="120" w:type="dxa"/>
+              <w:bottom w:w="120" w:type="dxa"/>
+              <w:left w:w="150" w:type="dxa"/>
+              <w:right w:w="150" w:type="dxa"/>
+            </w:tcMar>
+          </w:tcPr>
+          <w:p>
+            <w:pPr>
+              <w:spacing w:after="0" w:before="0"/>
+            </w:pPr>
+            <w:r>
+              <w:rPr>
+                <w:b/>
+                <w:color w:val="0F172A"/>
+                <w:sz w:val="19"/>
+              </w:rPr>
+              <w:t>Auto-Escalation Trigger</w:t>
+            </w:r>
+          </w:p>
+        </w:tc>
+      </w:tr>
+      <w:tr>
+        <w:tc>
+          <w:tcPr>
+            <w:tcW w:type="dxa" w:w="2160"/>
+            <w:tcMar>
+              <w:top w:w="100" w:type="dxa"/>
+              <w:bottom w:w="100" w:type="dxa"/>
+              <w:left w:w="150" w:type="dxa"/>
+              <w:right w:w="150" w:type="dxa"/>
+            </w:tcMar>
+          </w:tcPr>
+          <w:p>
+            <w:pPr>
+              <w:spacing w:after="0" w:before="0"/>
+            </w:pPr>
+            <w:r>
+              <w:rPr>
+                <w:sz w:val="19"/>
+              </w:rPr>
+              <w:t>**L1**</w:t>
+            </w:r>
+          </w:p>
+        </w:tc>
+        <w:tc>
+          <w:tcPr>
+            <w:tcW w:type="dxa" w:w="2160"/>
+            <w:tcMar>
+              <w:top w:w="100" w:type="dxa"/>
+              <w:bottom w:w="100" w:type="dxa"/>
+              <w:left w:w="150" w:type="dxa"/>
+              <w:right w:w="150" w:type="dxa"/>
+            </w:tcMar>
+          </w:tcPr>
+          <w:p>
+            <w:pPr>
+              <w:spacing w:after="0" w:before="0"/>
+            </w:pPr>
+            <w:r>
+              <w:rPr>
+                <w:sz w:val="19"/>
+              </w:rPr>
+              <w:t>Tier 1 Support Specialist</w:t>
+            </w:r>
+          </w:p>
+        </w:tc>
+        <w:tc>
+          <w:tcPr>
+            <w:tcW w:type="dxa" w:w="2160"/>
+            <w:tcMar>
+              <w:top w:w="100" w:type="dxa"/>
+              <w:bottom w:w="100" w:type="dxa"/>
+              <w:left w:w="150" w:type="dxa"/>
+              <w:right w:w="150" w:type="dxa"/>
+            </w:tcMar>
+          </w:tcPr>
+          <w:p>
+            <w:pPr>
+              <w:spacing w:after="0" w:before="0"/>
+            </w:pPr>
+            <w:r>
+              <w:rPr>
+                <w:sz w:val="19"/>
+              </w:rPr>
+              <w:t>Initial triage, log collection, known-issue matching against OKF Wiki</w:t>
+            </w:r>
+          </w:p>
+        </w:tc>
+        <w:tc>
+          <w:tcPr>
+            <w:tcW w:type="dxa" w:w="2160"/>
+            <w:tcMar>
+              <w:top w:w="100" w:type="dxa"/>
+              <w:bottom w:w="100" w:type="dxa"/>
+              <w:left w:w="150" w:type="dxa"/>
+              <w:right w:w="150" w:type="dxa"/>
+            </w:tcMar>
+          </w:tcPr>
+          <w:p>
+            <w:pPr>
+              <w:spacing w:after="0" w:before="0"/>
+            </w:pPr>
+            <w:r>
+              <w:rPr>
+                <w:sz w:val="19"/>
+              </w:rPr>
+              <w:t>Unresolved after 30 minutes (P1) or 2 hours (P2)</w:t>
+            </w:r>
+          </w:p>
+        </w:tc>
+      </w:tr>
+      <w:tr>
+        <w:tc>
+          <w:tcPr>
+            <w:tcW w:type="dxa" w:w="2160"/>
+            <w:tcMar>
+              <w:top w:w="100" w:type="dxa"/>
+              <w:bottom w:w="100" w:type="dxa"/>
+              <w:left w:w="150" w:type="dxa"/>
+              <w:right w:w="150" w:type="dxa"/>
+            </w:tcMar>
+          </w:tcPr>
+          <w:p>
+            <w:pPr>
+              <w:spacing w:after="0" w:before="0"/>
+            </w:pPr>
+            <w:r>
+              <w:rPr>
+                <w:sz w:val="19"/>
+              </w:rPr>
+              <w:t>**L2**</w:t>
+            </w:r>
+          </w:p>
+        </w:tc>
+        <w:tc>
+          <w:tcPr>
+            <w:tcW w:type="dxa" w:w="2160"/>
+            <w:tcMar>
+              <w:top w:w="100" w:type="dxa"/>
+              <w:bottom w:w="100" w:type="dxa"/>
+              <w:left w:w="150" w:type="dxa"/>
+              <w:right w:w="150" w:type="dxa"/>
+            </w:tcMar>
+          </w:tcPr>
+          <w:p>
+            <w:pPr>
+              <w:spacing w:after="0" w:before="0"/>
+            </w:pPr>
+            <w:r>
+              <w:rPr>
+                <w:sz w:val="19"/>
+              </w:rPr>
+              <w:t>Tier 2 Support Engineer</w:t>
+            </w:r>
+          </w:p>
+        </w:tc>
+        <w:tc>
+          <w:tcPr>
+            <w:tcW w:type="dxa" w:w="2160"/>
+            <w:tcMar>
+              <w:top w:w="100" w:type="dxa"/>
+              <w:bottom w:w="100" w:type="dxa"/>
+              <w:left w:w="150" w:type="dxa"/>
+              <w:right w:w="150" w:type="dxa"/>
+            </w:tcMar>
+          </w:tcPr>
+          <w:p>
+            <w:pPr>
+              <w:spacing w:after="0" w:before="0"/>
+            </w:pPr>
+            <w:r>
+              <w:rPr>
+                <w:sz w:val="19"/>
+              </w:rPr>
+              <w:t>Deep diagnostics: Smart Router health checks, pgvector query analysis, embedding pipeline debugging</w:t>
+            </w:r>
+          </w:p>
+        </w:tc>
+        <w:tc>
+          <w:tcPr>
+            <w:tcW w:type="dxa" w:w="2160"/>
+            <w:tcMar>
+              <w:top w:w="100" w:type="dxa"/>
+              <w:bottom w:w="100" w:type="dxa"/>
+              <w:left w:w="150" w:type="dxa"/>
+              <w:right w:w="150" w:type="dxa"/>
+            </w:tcMar>
+          </w:tcPr>
+          <w:p>
+            <w:pPr>
+              <w:spacing w:after="0" w:before="0"/>
+            </w:pPr>
+            <w:r>
+              <w:rPr>
+                <w:sz w:val="19"/>
+              </w:rPr>
+              <w:t>Unresolved after 1 hour (P1) or 4 hours (P2)</w:t>
+            </w:r>
+          </w:p>
+        </w:tc>
+      </w:tr>
+      <w:tr>
+        <w:tc>
+          <w:tcPr>
+            <w:tcW w:type="dxa" w:w="2160"/>
+            <w:tcMar>
+              <w:top w:w="100" w:type="dxa"/>
+              <w:bottom w:w="100" w:type="dxa"/>
+              <w:left w:w="150" w:type="dxa"/>
+              <w:right w:w="150" w:type="dxa"/>
+            </w:tcMar>
+          </w:tcPr>
+          <w:p>
+            <w:pPr>
+              <w:spacing w:after="0" w:before="0"/>
+            </w:pPr>
+            <w:r>
+              <w:rPr>
+                <w:sz w:val="19"/>
+              </w:rPr>
+              <w:t>**L3**</w:t>
+            </w:r>
+          </w:p>
+        </w:tc>
+        <w:tc>
+          <w:tcPr>
+            <w:tcW w:type="dxa" w:w="2160"/>
+            <w:tcMar>
+              <w:top w:w="100" w:type="dxa"/>
+              <w:bottom w:w="100" w:type="dxa"/>
+              <w:left w:w="150" w:type="dxa"/>
+              <w:right w:w="150" w:type="dxa"/>
+            </w:tcMar>
+          </w:tcPr>
+          <w:p>
+            <w:pPr>
+              <w:spacing w:after="0" w:before="0"/>
+            </w:pPr>
+            <w:r>
+              <w:rPr>
+                <w:sz w:val="19"/>
+              </w:rPr>
+              <w:t>Tier 3 AI Solutions Architect</w:t>
+            </w:r>
+          </w:p>
+        </w:tc>
+        <w:tc>
+          <w:tcPr>
+            <w:tcW w:type="dxa" w:w="2160"/>
+            <w:tcMar>
+              <w:top w:w="100" w:type="dxa"/>
+              <w:bottom w:w="100" w:type="dxa"/>
+              <w:left w:w="150" w:type="dxa"/>
+              <w:right w:w="150" w:type="dxa"/>
+            </w:tcMar>
+          </w:tcPr>
+          <w:p>
+            <w:pPr>
+              <w:spacing w:after="0" w:before="0"/>
+            </w:pPr>
+            <w:r>
+              <w:rPr>
+                <w:sz w:val="19"/>
+              </w:rPr>
+              <w:t>Root cause analysis: LLM provider API debugging, vector index corruption repair, schema migration</w:t>
+            </w:r>
+          </w:p>
+        </w:tc>
+        <w:tc>
+          <w:tcPr>
+            <w:tcW w:type="dxa" w:w="2160"/>
+            <w:tcMar>
+              <w:top w:w="100" w:type="dxa"/>
+              <w:bottom w:w="100" w:type="dxa"/>
+              <w:left w:w="150" w:type="dxa"/>
+              <w:right w:w="150" w:type="dxa"/>
+            </w:tcMar>
+          </w:tcPr>
+          <w:p>
+            <w:pPr>
+              <w:spacing w:after="0" w:before="0"/>
+            </w:pPr>
+            <w:r>
+              <w:rPr>
+                <w:sz w:val="19"/>
+              </w:rPr>
+              <w:t>Unresolved after 2 hours (P1)</w:t>
+            </w:r>
+          </w:p>
+        </w:tc>
+      </w:tr>
+      <w:tr>
+        <w:tc>
+          <w:tcPr>
+            <w:tcW w:type="dxa" w:w="2160"/>
+            <w:tcMar>
+              <w:top w:w="100" w:type="dxa"/>
+              <w:bottom w:w="100" w:type="dxa"/>
+              <w:left w:w="150" w:type="dxa"/>
+              <w:right w:w="150" w:type="dxa"/>
+            </w:tcMar>
+          </w:tcPr>
+          <w:p>
+            <w:pPr>
+              <w:spacing w:after="0" w:before="0"/>
+            </w:pPr>
+            <w:r>
+              <w:rPr>
+                <w:sz w:val="19"/>
+              </w:rPr>
+              <w:t>**L4 — Executive**</w:t>
+            </w:r>
+          </w:p>
+        </w:tc>
+        <w:tc>
+          <w:tcPr>
+            <w:tcW w:type="dxa" w:w="2160"/>
+            <w:tcMar>
+              <w:top w:w="100" w:type="dxa"/>
+              <w:bottom w:w="100" w:type="dxa"/>
+              <w:left w:w="150" w:type="dxa"/>
+              <w:right w:w="150" w:type="dxa"/>
+            </w:tcMar>
+          </w:tcPr>
+          <w:p>
+            <w:pPr>
+              <w:spacing w:after="0" w:before="0"/>
+            </w:pPr>
+            <w:r>
+              <w:rPr>
+                <w:sz w:val="19"/>
+              </w:rPr>
+              <w:t>VP of Customer Operations</w:t>
+            </w:r>
+          </w:p>
+        </w:tc>
+        <w:tc>
+          <w:tcPr>
+            <w:tcW w:type="dxa" w:w="2160"/>
+            <w:tcMar>
+              <w:top w:w="100" w:type="dxa"/>
+              <w:bottom w:w="100" w:type="dxa"/>
+              <w:left w:w="150" w:type="dxa"/>
+              <w:right w:w="150" w:type="dxa"/>
+            </w:tcMar>
+          </w:tcPr>
+          <w:p>
+            <w:pPr>
+              <w:spacing w:after="0" w:before="0"/>
+            </w:pPr>
+            <w:r>
+              <w:rPr>
+                <w:sz w:val="19"/>
+              </w:rPr>
+              <w:t>Executive incident commander; customer communication; SLA credit authorization</w:t>
+            </w:r>
+          </w:p>
+        </w:tc>
+        <w:tc>
+          <w:tcPr>
+            <w:tcW w:type="dxa" w:w="2160"/>
+            <w:tcMar>
+              <w:top w:w="100" w:type="dxa"/>
+              <w:bottom w:w="100" w:type="dxa"/>
+              <w:left w:w="150" w:type="dxa"/>
+              <w:right w:w="150" w:type="dxa"/>
+            </w:tcMar>
+          </w:tcPr>
+          <w:p>
+            <w:pPr>
+              <w:spacing w:after="0" w:before="0"/>
+            </w:pPr>
+            <w:r>
+              <w:rPr>
+                <w:sz w:val="19"/>
+              </w:rPr>
+              <w:t>Any P1 exceeding 4 hours</w:t>
+            </w:r>
+          </w:p>
+        </w:tc>
+      </w:tr>
+    </w:tbl>
+    <w:p/>
+    <w:p>
+      <w:pPr>
+        <w:spacing w:before="240" w:after="80"/>
+      </w:pPr>
+      <w:r>
+        <w:rPr>
+          <w:rFonts w:ascii="Arial" w:hAnsi="Arial"/>
+          <w:b/>
+          <w:color w:val="0F172A"/>
+          <w:sz w:val="24"/>
+        </w:rPr>
+        <w:t>Escalation Contact Directory</w:t>
+      </w:r>
+    </w:p>
+    <w:tbl>
+      <w:tblPr>
+        <w:tblStyle w:val="TableGrid"/>
+        <w:tblW w:type="auto" w:w="0"/>
+        <w:jc w:val="center"/>
+        <w:tblLook w:firstColumn="1" w:firstRow="1" w:lastColumn="0" w:lastRow="0" w:noHBand="0" w:noVBand="1" w:val="04A0"/>
+      </w:tblPr>
+      <w:tblGrid>
+        <w:gridCol w:w="2880"/>
+        <w:gridCol w:w="2880"/>
+        <w:gridCol w:w="2880"/>
+      </w:tblGrid>
+      <w:tr>
+        <w:tc>
+          <w:tcPr>
+            <w:tcW w:type="dxa" w:w="2880"/>
+            <w:tcMar>
+              <w:top w:w="120" w:type="dxa"/>
+              <w:bottom w:w="120" w:type="dxa"/>
+              <w:left w:w="150" w:type="dxa"/>
+              <w:right w:w="150" w:type="dxa"/>
+            </w:tcMar>
+          </w:tcPr>
+          <w:p>
+            <w:pPr>
+              <w:spacing w:after="0" w:before="0"/>
+            </w:pPr>
+            <w:r>
+              <w:rPr>
+                <w:b/>
+                <w:color w:val="0F172A"/>
+                <w:sz w:val="19"/>
+              </w:rPr>
+              <w:t>Level</w:t>
+            </w:r>
+          </w:p>
+        </w:tc>
+        <w:tc>
+          <w:tcPr>
+            <w:tcW w:type="dxa" w:w="2880"/>
+            <w:tcMar>
+              <w:top w:w="120" w:type="dxa"/>
+              <w:bottom w:w="120" w:type="dxa"/>
+              <w:left w:w="150" w:type="dxa"/>
+              <w:right w:w="150" w:type="dxa"/>
+            </w:tcMar>
+          </w:tcPr>
+          <w:p>
+            <w:pPr>
+              <w:spacing w:after="0" w:before="0"/>
+            </w:pPr>
+            <w:r>
+              <w:rPr>
+                <w:b/>
+                <w:color w:val="0F172A"/>
+                <w:sz w:val="19"/>
+              </w:rPr>
+              <w:t>Contact Method</w:t>
+            </w:r>
+          </w:p>
+        </w:tc>
+        <w:tc>
+          <w:tcPr>
+            <w:tcW w:type="dxa" w:w="2880"/>
+            <w:tcMar>
+              <w:top w:w="120" w:type="dxa"/>
+              <w:bottom w:w="120" w:type="dxa"/>
+              <w:left w:w="150" w:type="dxa"/>
+              <w:right w:w="150" w:type="dxa"/>
+            </w:tcMar>
+          </w:tcPr>
+          <w:p>
+            <w:pPr>
+              <w:spacing w:after="0" w:before="0"/>
+            </w:pPr>
+            <w:r>
+              <w:rPr>
+                <w:b/>
+                <w:color w:val="0F172A"/>
+                <w:sz w:val="19"/>
+              </w:rPr>
+              <w:t>Address</w:t>
+            </w:r>
+          </w:p>
+        </w:tc>
+      </w:tr>
+      <w:tr>
+        <w:tc>
+          <w:tcPr>
+            <w:tcW w:type="dxa" w:w="2880"/>
+            <w:tcMar>
+              <w:top w:w="100" w:type="dxa"/>
+              <w:bottom w:w="100" w:type="dxa"/>
+              <w:left w:w="150" w:type="dxa"/>
+              <w:right w:w="150" w:type="dxa"/>
+            </w:tcMar>
+          </w:tcPr>
+          <w:p>
+            <w:pPr>
+              <w:spacing w:after="0" w:before="0"/>
+            </w:pPr>
+            <w:r>
+              <w:rPr>
+                <w:sz w:val="19"/>
+              </w:rPr>
+              <w:t>L1 General Support</w:t>
+            </w:r>
+          </w:p>
+        </w:tc>
+        <w:tc>
+          <w:tcPr>
+            <w:tcW w:type="dxa" w:w="2880"/>
+            <w:tcMar>
+              <w:top w:w="100" w:type="dxa"/>
+              <w:bottom w:w="100" w:type="dxa"/>
+              <w:left w:w="150" w:type="dxa"/>
+              <w:right w:w="150" w:type="dxa"/>
+            </w:tcMar>
+          </w:tcPr>
+          <w:p>
+            <w:pPr>
+              <w:spacing w:after="0" w:before="0"/>
+            </w:pPr>
+            <w:r>
+              <w:rPr>
+                <w:sz w:val="19"/>
+              </w:rPr>
+              <w:t>Support Portal</w:t>
+            </w:r>
+          </w:p>
+        </w:tc>
+        <w:tc>
+          <w:tcPr>
+            <w:tcW w:type="dxa" w:w="2880"/>
+            <w:tcMar>
+              <w:top w:w="100" w:type="dxa"/>
+              <w:bottom w:w="100" w:type="dxa"/>
+              <w:left w:w="150" w:type="dxa"/>
+              <w:right w:w="150" w:type="dxa"/>
+            </w:tcMar>
+          </w:tcPr>
+          <w:p>
+            <w:pPr>
+              <w:spacing w:after="0" w:before="0"/>
+            </w:pPr>
+            <w:r>
+              <w:rPr>
+                <w:sz w:val="19"/>
+              </w:rPr>
+              <w:t>https://support.antigravity.ai</w:t>
+            </w:r>
+          </w:p>
+        </w:tc>
+      </w:tr>
+      <w:tr>
+        <w:tc>
+          <w:tcPr>
+            <w:tcW w:type="dxa" w:w="2880"/>
+            <w:tcMar>
+              <w:top w:w="100" w:type="dxa"/>
+              <w:bottom w:w="100" w:type="dxa"/>
+              <w:left w:w="150" w:type="dxa"/>
+              <w:right w:w="150" w:type="dxa"/>
+            </w:tcMar>
+          </w:tcPr>
+          <w:p>
+            <w:pPr>
+              <w:spacing w:after="0" w:before="0"/>
+            </w:pPr>
+            <w:r>
+              <w:rPr>
+                <w:sz w:val="19"/>
+              </w:rPr>
+              <w:t>L1 Email</w:t>
+            </w:r>
+          </w:p>
+        </w:tc>
+        <w:tc>
+          <w:tcPr>
+            <w:tcW w:type="dxa" w:w="2880"/>
+            <w:tcMar>
+              <w:top w:w="100" w:type="dxa"/>
+              <w:bottom w:w="100" w:type="dxa"/>
+              <w:left w:w="150" w:type="dxa"/>
+              <w:right w:w="150" w:type="dxa"/>
+            </w:tcMar>
+          </w:tcPr>
+          <w:p>
+            <w:pPr>
+              <w:spacing w:after="0" w:before="0"/>
+            </w:pPr>
+            <w:r>
+              <w:rPr>
+                <w:sz w:val="19"/>
+              </w:rPr>
+              <w:t>Email</w:t>
+            </w:r>
+          </w:p>
+        </w:tc>
+        <w:tc>
+          <w:tcPr>
+            <w:tcW w:type="dxa" w:w="2880"/>
+            <w:tcMar>
+              <w:top w:w="100" w:type="dxa"/>
+              <w:bottom w:w="100" w:type="dxa"/>
+              <w:left w:w="150" w:type="dxa"/>
+              <w:right w:w="150" w:type="dxa"/>
+            </w:tcMar>
+          </w:tcPr>
+          <w:p>
+            <w:pPr>
+              <w:spacing w:after="0" w:before="0"/>
+            </w:pPr>
+            <w:r>
+              <w:rPr>
+                <w:sz w:val="19"/>
+              </w:rPr>
+              <w:t>support@antigravity.ai</w:t>
+            </w:r>
+          </w:p>
+        </w:tc>
+      </w:tr>
+      <w:tr>
+        <w:tc>
+          <w:tcPr>
+            <w:tcW w:type="dxa" w:w="2880"/>
+            <w:tcMar>
+              <w:top w:w="100" w:type="dxa"/>
+              <w:bottom w:w="100" w:type="dxa"/>
+              <w:left w:w="150" w:type="dxa"/>
+              <w:right w:w="150" w:type="dxa"/>
+            </w:tcMar>
+          </w:tcPr>
+          <w:p>
+            <w:pPr>
+              <w:spacing w:after="0" w:before="0"/>
+            </w:pPr>
+            <w:r>
+              <w:rPr>
+                <w:sz w:val="19"/>
+              </w:rPr>
+              <w:t>L2 Engineering</w:t>
+            </w:r>
+          </w:p>
+        </w:tc>
+        <w:tc>
+          <w:tcPr>
+            <w:tcW w:type="dxa" w:w="2880"/>
+            <w:tcMar>
+              <w:top w:w="100" w:type="dxa"/>
+              <w:bottom w:w="100" w:type="dxa"/>
+              <w:left w:w="150" w:type="dxa"/>
+              <w:right w:w="150" w:type="dxa"/>
+            </w:tcMar>
+          </w:tcPr>
+          <w:p>
+            <w:pPr>
+              <w:spacing w:after="0" w:before="0"/>
+            </w:pPr>
+            <w:r>
+              <w:rPr>
+                <w:sz w:val="19"/>
+              </w:rPr>
+              <w:t>Slack Connect</w:t>
+            </w:r>
+          </w:p>
+        </w:tc>
+        <w:tc>
+          <w:tcPr>
+            <w:tcW w:type="dxa" w:w="2880"/>
+            <w:tcMar>
+              <w:top w:w="100" w:type="dxa"/>
+              <w:bottom w:w="100" w:type="dxa"/>
+              <w:left w:w="150" w:type="dxa"/>
+              <w:right w:w="150" w:type="dxa"/>
+            </w:tcMar>
+          </w:tcPr>
+          <w:p>
+            <w:pPr>
+              <w:spacing w:after="0" w:before="0"/>
+            </w:pPr>
+            <w:r>
+              <w:rPr>
+                <w:sz w:val="19"/>
+              </w:rPr>
+              <w:t>#antigravity-engineering</w:t>
+            </w:r>
+          </w:p>
+        </w:tc>
+      </w:tr>
+      <w:tr>
+        <w:tc>
+          <w:tcPr>
+            <w:tcW w:type="dxa" w:w="2880"/>
+            <w:tcMar>
+              <w:top w:w="100" w:type="dxa"/>
+              <w:bottom w:w="100" w:type="dxa"/>
+              <w:left w:w="150" w:type="dxa"/>
+              <w:right w:w="150" w:type="dxa"/>
+            </w:tcMar>
+          </w:tcPr>
+          <w:p>
+            <w:pPr>
+              <w:spacing w:after="0" w:before="0"/>
+            </w:pPr>
+            <w:r>
+              <w:rPr>
+                <w:sz w:val="19"/>
+              </w:rPr>
+              <w:t>L3 Architecture</w:t>
+            </w:r>
+          </w:p>
+        </w:tc>
+        <w:tc>
+          <w:tcPr>
+            <w:tcW w:type="dxa" w:w="2880"/>
+            <w:tcMar>
+              <w:top w:w="100" w:type="dxa"/>
+              <w:bottom w:w="100" w:type="dxa"/>
+              <w:left w:w="150" w:type="dxa"/>
+              <w:right w:w="150" w:type="dxa"/>
+            </w:tcMar>
+          </w:tcPr>
+          <w:p>
+            <w:pPr>
+              <w:spacing w:after="0" w:before="0"/>
+            </w:pPr>
+            <w:r>
+              <w:rPr>
+                <w:sz w:val="19"/>
+              </w:rPr>
+              <w:t>PagerDuty On-Call</w:t>
+            </w:r>
+          </w:p>
+        </w:tc>
+        <w:tc>
+          <w:tcPr>
+            <w:tcW w:type="dxa" w:w="2880"/>
+            <w:tcMar>
+              <w:top w:w="100" w:type="dxa"/>
+              <w:bottom w:w="100" w:type="dxa"/>
+              <w:left w:w="150" w:type="dxa"/>
+              <w:right w:w="150" w:type="dxa"/>
+            </w:tcMar>
+          </w:tcPr>
+          <w:p>
+            <w:pPr>
+              <w:spacing w:after="0" w:before="0"/>
+            </w:pPr>
+            <w:r>
+              <w:rPr>
+                <w:sz w:val="19"/>
+              </w:rPr>
+              <w:t>oncall-arch@antigravity.ai</w:t>
+            </w:r>
+          </w:p>
+        </w:tc>
+      </w:tr>
+      <w:tr>
+        <w:tc>
+          <w:tcPr>
+            <w:tcW w:type="dxa" w:w="2880"/>
+            <w:tcMar>
+              <w:top w:w="100" w:type="dxa"/>
+              <w:bottom w:w="100" w:type="dxa"/>
+              <w:left w:w="150" w:type="dxa"/>
+              <w:right w:w="150" w:type="dxa"/>
+            </w:tcMar>
+          </w:tcPr>
+          <w:p>
+            <w:pPr>
+              <w:spacing w:after="0" w:before="0"/>
+            </w:pPr>
+            <w:r>
+              <w:rPr>
+                <w:sz w:val="19"/>
+              </w:rPr>
+              <w:t>L4 Executive</w:t>
+            </w:r>
+          </w:p>
+        </w:tc>
+        <w:tc>
+          <w:tcPr>
+            <w:tcW w:type="dxa" w:w="2880"/>
+            <w:tcMar>
+              <w:top w:w="100" w:type="dxa"/>
+              <w:bottom w:w="100" w:type="dxa"/>
+              <w:left w:w="150" w:type="dxa"/>
+              <w:right w:w="150" w:type="dxa"/>
+            </w:tcMar>
+          </w:tcPr>
+          <w:p>
+            <w:pPr>
+              <w:spacing w:after="0" w:before="0"/>
+            </w:pPr>
+            <w:r>
+              <w:rPr>
+                <w:sz w:val="19"/>
+              </w:rPr>
+              <w:t>Direct Phone</w:t>
+            </w:r>
+          </w:p>
+        </w:tc>
+        <w:tc>
+          <w:tcPr>
+            <w:tcW w:type="dxa" w:w="2880"/>
+            <w:tcMar>
+              <w:top w:w="100" w:type="dxa"/>
+              <w:bottom w:w="100" w:type="dxa"/>
+              <w:left w:w="150" w:type="dxa"/>
+              <w:right w:w="150" w:type="dxa"/>
+            </w:tcMar>
+          </w:tcPr>
+          <w:p>
+            <w:pPr>
+              <w:spacing w:after="0" w:before="0"/>
+            </w:pPr>
+            <w:r>
+              <w:rPr>
+                <w:sz w:val="19"/>
+              </w:rPr>
+              <w:t>+1 (888) 555-ANTI ext. 100</w:t>
+            </w:r>
+          </w:p>
+        </w:tc>
+      </w:tr>
+    </w:tbl>
+    <w:p/>
+    <w:p>
+      <w:r>
+        <w:rPr>
+          <w:color w:val="E2E8F0"/>
+        </w:rPr>
+        <w:t>____________________________________________________</w:t>
+      </w:r>
+    </w:p>
+    <w:p>
+      <w:pPr>
+        <w:spacing w:before="240" w:after="80"/>
+      </w:pPr>
+      <w:r>
+        <w:rPr>
+          <w:rFonts w:ascii="Arial" w:hAnsi="Arial"/>
+          <w:b/>
+          <w:color w:val="4F46E5"/>
+          <w:sz w:val="28"/>
+        </w:rPr>
+        <w:t>📋 Incident Lifecycle &amp; Communication Protocol</w:t>
+      </w:r>
+    </w:p>
+    <w:p>
+      <w:pPr>
+        <w:spacing w:before="240" w:after="80"/>
+      </w:pPr>
+      <w:r>
+        <w:rPr>
+          <w:rFonts w:ascii="Arial" w:hAnsi="Arial"/>
+          <w:b/>
+          <w:color w:val="0F172A"/>
+          <w:sz w:val="24"/>
+        </w:rPr>
+        <w:t>Incident Stages</w:t>
+      </w:r>
+    </w:p>
+    <w:p>
+      <w:pPr>
+        <w:pStyle w:val="ListNumber"/>
+        <w:spacing w:after="60"/>
+      </w:pPr>
+      <w:r/>
+      <w:r>
+        <w:rPr>
+          <w:b/>
+        </w:rPr>
+        <w:t>Detection &amp; Acknowledgment</w:t>
+      </w:r>
+      <w:r>
+        <w:t>: Automated monitoring (Datadog, PagerDuty) triggers alert → L1 acknowledges within response SLA.</w:t>
+      </w:r>
+    </w:p>
+    <w:p>
+      <w:pPr>
+        <w:pStyle w:val="ListNumber"/>
+        <w:spacing w:after="60"/>
+      </w:pPr>
+      <w:r/>
+      <w:r>
+        <w:rPr>
+          <w:b/>
+        </w:rPr>
+        <w:t>Triage &amp; Classification</w:t>
+      </w:r>
+      <w:r>
+        <w:t>: L1 assigns priority (P1–P4), creates incident ticket, notifies affected customers.</w:t>
+      </w:r>
+    </w:p>
+    <w:p>
+      <w:pPr>
+        <w:pStyle w:val="ListNumber"/>
+        <w:spacing w:after="60"/>
+      </w:pPr>
+      <w:r/>
+      <w:r>
+        <w:rPr>
+          <w:b/>
+        </w:rPr>
+        <w:t>Investigation &amp; Diagnosis</w:t>
+      </w:r>
+      <w:r>
+        <w:t>: Assigned engineer runs diagnostics: Smart Router telemetry logs, pgvector query latency, embedding pipeline health.</w:t>
+      </w:r>
+    </w:p>
+    <w:p>
+      <w:pPr>
+        <w:pStyle w:val="ListNumber"/>
+        <w:spacing w:after="60"/>
+      </w:pPr>
+      <w:r/>
+      <w:r>
+        <w:rPr>
+          <w:b/>
+        </w:rPr>
+        <w:t>Resolution &amp; Recovery</w:t>
+      </w:r>
+      <w:r>
+        <w:t>: Fix deployed; service restored; customer notified with root cause summary.</w:t>
+      </w:r>
+    </w:p>
+    <w:p>
+      <w:pPr>
+        <w:pStyle w:val="ListNumber"/>
+        <w:spacing w:after="60"/>
+      </w:pPr>
+      <w:r/>
+      <w:r>
+        <w:rPr>
+          <w:b/>
+        </w:rPr>
+        <w:t>Post-Incident Review (PIR)</w:t>
+      </w:r>
+      <w:r>
+        <w:t>: Blameless retrospective within 48 hours. PIR report shared with affected Enterprise customers within 5 business days.</w:t>
+      </w:r>
+    </w:p>
+    <w:p>
+      <w:pPr>
+        <w:spacing w:before="240" w:after="80"/>
+      </w:pPr>
+      <w:r>
+        <w:rPr>
+          <w:rFonts w:ascii="Arial" w:hAnsi="Arial"/>
+          <w:b/>
+          <w:color w:val="0F172A"/>
+          <w:sz w:val="24"/>
+        </w:rPr>
+        <w:t>Customer Communication Cadence (P1 Incidents)</w:t>
+      </w:r>
+    </w:p>
+    <w:p>
+      <w:pPr>
+        <w:pStyle w:val="ListBullet"/>
+        <w:spacing w:after="60"/>
+      </w:pPr>
+      <w:r/>
+      <w:r>
+        <w:rPr>
+          <w:b/>
+        </w:rPr>
+        <w:t>Every 30 minutes</w:t>
+      </w:r>
+      <w:r>
+        <w:t>: Status update posted to Slack Connect and Status Page.</w:t>
+      </w:r>
+    </w:p>
+    <w:p>
+      <w:pPr>
+        <w:pStyle w:val="ListBullet"/>
+        <w:spacing w:after="60"/>
+      </w:pPr>
+      <w:r/>
+      <w:r>
+        <w:rPr>
+          <w:b/>
+        </w:rPr>
+        <w:t>Resolution</w:t>
+      </w:r>
+      <w:r>
+        <w:t>: Full summary email within 2 hours of service restoration.</w:t>
+      </w:r>
+    </w:p>
+    <w:p>
+      <w:pPr>
+        <w:pStyle w:val="ListBullet"/>
+        <w:spacing w:after="60"/>
+      </w:pPr>
+      <w:r/>
+      <w:r>
+        <w:rPr>
+          <w:b/>
+        </w:rPr>
+        <w:t>PIR Delivery</w:t>
+      </w:r>
+      <w:r>
+        <w:t>: Detailed root cause analysis report within 5 business days.</w:t>
       </w:r>
     </w:p>
     <w:p>
       <w:r>
         <w:rPr>
-          <w:rFonts w:ascii="Arial" w:hAnsi="Arial"/>
-          <w:color w:val="334155"/>
-          <w:sz w:val="22"/>
+          <w:color w:val="E2E8F0"/>
         </w:rPr>
-        <w:t>Level 1 Triage: Tier 1 Support Specialist collects error logs, status codes, and reproduction steps.</w:t>
+        <w:t>____________________________________________________</w:t>
       </w:r>
     </w:p>
     <w:p>
+      <w:pPr>
+        <w:spacing w:before="240" w:after="80"/>
+      </w:pPr>
       <w:r>
         <w:rPr>
           <w:rFonts w:ascii="Arial" w:hAnsi="Arial"/>
-          <w:color w:val="334155"/>
-          <w:sz w:val="22"/>
+          <w:b/>
+          <w:color w:val="4F46E5"/>
+          <w:sz w:val="28"/>
         </w:rPr>
-        <w:t>Level 2 Technical Escalation: Tier 2 Engineer engaged after 30 minutes for P1 or 2 hours for P2 outages to debug database connection pools and router states.</w:t>
+        <w:t>🔗 Cross-References &amp; Related Wiki Documents</w:t>
       </w:r>
     </w:p>
     <w:p>
+      <w:pPr>
+        <w:pStyle w:val="ListBullet"/>
+        <w:spacing w:after="60"/>
+      </w:pPr>
       <w:r>
-        <w:rPr>
-          <w:rFonts w:ascii="Arial" w:hAnsi="Arial"/>
-          <w:color w:val="334155"/>
-          <w:sz w:val="22"/>
-        </w:rPr>
-        <w:t>Level 3 Engineering: Tier 3 AI Solutions Architect applies code hotfixes, schema migrations, or provider overrides.</w:t>
+        <w:t>[Master Wiki Index](./INDEX.md)</w:t>
       </w:r>
     </w:p>
     <w:p>
+      <w:pPr>
+        <w:pStyle w:val="ListBullet"/>
+        <w:spacing w:after="60"/>
+      </w:pPr>
       <w:r>
-        <w:rPr>
-          <w:rFonts w:ascii="Arial" w:hAnsi="Arial"/>
-          <w:color w:val="334155"/>
-          <w:sz w:val="22"/>
-        </w:rPr>
-        <w:t>Level 4 Executive Escalation: VP of Customer Operations (executive-escalations@antigravity.ai) receives direct alert for unresolved P1 outages past 90 minutes.</w:t>
+        <w:t>[Subscription Billing &amp; Refund Policy](../billing/02_refund_and_subscription.md)</w:t>
       </w:r>
     </w:p>
-    <w:p/>
+    <w:p>
+      <w:pPr>
+        <w:pStyle w:val="ListBullet"/>
+        <w:spacing w:after="60"/>
+      </w:pPr>
+      <w:r>
+        <w:t>[Technical Troubleshooting &amp; FAQ](../technical/03_troubleshooting_faq.md)</w:t>
+      </w:r>
+    </w:p>
+    <w:p>
+      <w:pPr>
+        <w:pStyle w:val="ListBullet"/>
+        <w:spacing w:after="60"/>
+      </w:pPr>
+      <w:r>
+        <w:t>[Product Return &amp; Warranty Guidelines](../returns/04_warranty_and_rma.md)</w:t>
+      </w:r>
+    </w:p>
     <w:sectPr>
       <w:pgSz w:w="12240" w:h="15840"/>
       <w:pgMar w:top="1440" w:right="1800" w:bottom="1440" w:left="1800" w:header="720" w:footer="720" w:gutter="0"/>
@@ -516,6 +2550,11 @@
     <w:name w:val="Normal"/>
     <w:qFormat/>
     <w:rsid w:val="00FC693F"/>
+    <w:rPr>
+      <w:rFonts w:ascii="Arial" w:hAnsi="Arial"/>
+      <w:color w:val="334155"/>
+      <w:sz w:val="21"/>
+    </w:rPr>
   </w:style>
   <w:style w:type="paragraph" w:styleId="Header">
     <w:name w:val="header"/>
